--- a/resumbission/v17/Wallenstein-Manning_ERFS_SI_v17-clean.docx
+++ b/resumbission/v17/Wallenstein-Manning_ERFS_SI_v17-clean.docx
@@ -7498,7 +7498,7 @@
       </w:pPr>
       <w:r>
         <w:rPr/>
-        <w:t>Total year-10 yield penalties are most strongly associated with regional structural descriptors that reflect the underlying biophysical and productivity context of each region.Larger modeled losses occur in regions with a lower calibrated yield ceiling (y_max, ρ = −0.86), drier baseline conditions (water deficit ρ = +0.70), currently lower SOC stocks (ρ = −0.67), and lower biological N fixation potential (ρ = −0.45). These descriptors covary substantially across the eight regions: regions with a low calibrated yield ceiling (y_max) tend to have low SOC and higher water deficit, and should be interpreted as a single structural-context axis rather than as four independent drivers. The same pattern holds for year-1 yield penalties (Supplementary table 3) at similar magnitudes. We emphasize that this is a structural diagnostic of the modeled system, not a normative ranking of regions; regions on the more vulnerable end of this axis are also the regions with the largest SOC-rebuilding upside (figure 1, main text).</w:t>
+        <w:t>Total year-10 yield penalties are most strongly associated with regional structural descriptors that reflect the underlying biophysical and productivity context of each region. Larger modeled losses occur in regions with a lower calibrated yield ceiling (y_max, ρ = −0.86), drier baseline conditions (water deficit ρ = +0.70), currently lower SOC stocks (ρ = −0.67), and lower biological N fixation potential (ρ = −0.45). These descriptors covary substantially across the eight regions: regions with a low calibrated yield ceiling (y_max) tend to have low SOC and higher water deficit, and should be interpreted as a single structural-context axis rather than as four independent drivers. The same pattern holds for year-1 yield penalties (Supplementary table 3) at similar magnitudes. We emphasize that this is a structural diagnostic of the modeled system, not a normative ranking of regions; regions on the more vulnerable end of this axis are also the regions with the largest SOC-rebuilding upside (figure 1, main text).</w:t>
       </w:r>
     </w:p>
     <w:p>
@@ -7520,7 +7520,7 @@
       </w:pPr>
       <w:r>
         <w:rPr/>
-        <w:t>The soil N buffer ratio (the share of crop N supplied by SOM rather than current-season fertilizer) is weakly associated with year-10 total yield penalty across the eight modelled regions(Spearman ρ = +0.02; Pearson R² = 0.05, the single cross-regional metric used throughout). The buffer ratio combines two opposing mechanisms operating on different timescales. Within the year of a shortfall, a higher buffer ratio means more of the missing fertilizer is replaced by SOM mineralization, dampening yield loss (year-1 capacity buffering; main-text figure 1). Under sustained disruption, however, reliance on soil-supplied N has a cost: lower yields reduce residue return, accelerating SOM depletion (long-term buffer erosion; main-text figure 2 and the sustained-disruption scenarios). The cross-regional ρ ≈ +0.02 reflects the net of these two opposing mechanisms at the year-10 horizon, not the absence of soil buffering. Within-region buffering is separately resolved in main-text figure 1a,b; long-term erosion is separately resolved in main-text figure 2a,b. The conclusion is that cross-regional vulnerability cannot be ranked from the buffer ratio alone; the within-region SOC gradient identifies the management-relevant resilience lever.</w:t>
+        <w:t>The soil N buffer ratio (the share of crop N supplied by SOM rather than current-season fertilizer) is weakly associated with year-10 total yield penalty across the eight modelled regions (Spearman ρ = +0.19; Pearson R² = 0.10, the single cross-regional metric used throughout). The buffer ratio combines two opposing mechanisms operating on different timescales. Within the year of a shortfall, a higher buffer ratio means more of the missing fertilizer is replaced by SOM mineralization, dampening yield loss (year-1 capacity buffering; main-text figure 1). Under sustained disruption, however, reliance on soil-supplied N has a cost: lower yields reduce residue return, accelerating SOM depletion (long-term buffer erosion; main-text figure 2 and the sustained-disruption scenarios). The cross-regional ρ ≈ +0.02 reflects the net of these two opposing mechanisms at the year-10 horizon, not the absence of soil buffering. Within-region buffering is separately resolved in main-text figure 1a,b; long-term erosion is separately resolved in main-text figure 2a,b. The conclusion is that cross-regional vulnerability cannot be ranked from the buffer ratio alone; the within-region SOC gradient identifies the management-relevant resilience lever.</w:t>
       </w:r>
     </w:p>
     <w:p>
@@ -7545,7 +7545,7 @@
         <w:rPr/>
         <w:drawing>
           <wp:inline distT="0" distB="0" distL="0" distR="0">
-            <wp:extent cx="5715000" cy="3517265"/>
+            <wp:extent cx="5715000" cy="3515995"/>
             <wp:effectExtent l="0" t="0" r="0" b="0"/>
             <wp:docPr id="6" name="figS6_pairwise_diagnostics" descr="Supplementary Figure S6&#10;Six-panel scatter plot showing year-10 (or year-1) yield penalty against six regional descriptors across eight modeled regions, with Spearman rho printed in each panel."/>
             <wp:cNvGraphicFramePr>
@@ -7569,7 +7569,7 @@
                   <pic:spPr bwMode="auto">
                     <a:xfrm>
                       <a:off x="0" y="0"/>
-                      <a:ext cx="5715000" cy="3517265"/>
+                      <a:ext cx="5715000" cy="3515995"/>
                     </a:xfrm>
                     <a:prstGeom prst="rect">
                       <a:avLst/>
@@ -8534,7 +8534,7 @@
         <w:rPr/>
         <w:drawing>
           <wp:inline distT="0" distB="0" distL="0" distR="0">
-            <wp:extent cx="5715000" cy="2400300"/>
+            <wp:extent cx="5715000" cy="2385695"/>
             <wp:effectExtent l="0" t="0" r="0" b="0"/>
             <wp:docPr id="7" name="figure_s4_elasticity_sensitivity" descr="Supplementary Figure S4&#10;Sensitivity of farm-level yield and gross-margin responses to halved price elasticities of fertilizer demand, across an extended SOC gradient (10-200 percent of regional mean) for four major agricultural regions"/>
             <wp:cNvGraphicFramePr>
@@ -8558,7 +8558,7 @@
                   <pic:spPr bwMode="auto">
                     <a:xfrm>
                       <a:off x="0" y="0"/>
-                      <a:ext cx="5715000" cy="2400300"/>
+                      <a:ext cx="5715000" cy="2385695"/>
                     </a:xfrm>
                     <a:prstGeom prst="rect">
                       <a:avLst/>
@@ -8726,7 +8726,7 @@
       </w:pPr>
       <w:r>
         <w:rPr/>
-        <w:t>Supplementary Figure S8. Economic-parameter sensitivity for the sustained S3 price-shock scenario shown in main-text figure 2. The +104% fertilizer price shock was calibrated to drive an approximately 20% global fertilizer-use reduction under S1; in S3, the active soil-N depletion-feedback term (ε_F,N) partially offsets the reduction, yielding an approximately 19% realized reduction over the sustained-disruption period. a, Global weighted yield loss trajectory over 30 years, comparing baseline (solid red) with all regional εF,PF halved (dashed blue). Shaded envelope represents the range spanned by the two parameterizations. b, Year-10 yield loss by region under the same scenarios, shown as paired points (filled = baseline, hollow = halved) connected by horizontal lines. Global year-10 loss: 3.2% under baseline, ~1.6% under halved elasticities (~50% reduction in predicted impact). Regional ordering is preserved (Spearman ρ = 0.98). Panel-b percentages are year-10 yield loss expressed as percent of the no-shock baseline at each SOC level. The framework’s qualitative conclusions, including the ranking of regional vulnerability and the shape of the recovery trajectory, are insensitive to the choice of price elasticity within the ±50% range examined. Absolute magnitudes scale approximately linearly with εF,PF.</w:t>
+        <w:t>Supplementary Figure S8. Economic-parameter sensitivity for the sustained S3 price-shock scenario shown in main-text figure 2. The +104% fertilizer price shock was calibrated to drive an approximately 20% global fertilizer-use reduction under S1; in S3, the active soil-N depletion-feedback term (ε_F,N) partially offsets the reduction, yielding an approximately 19% realized reduction over the sustained-disruption period. a, Global weighted yield loss trajectory over 30 years, comparing baseline (solid red) with all regional εF,PF halved (dashed blue). Shaded envelope represents the range spanned by the two parameterizations. b, Year-10 yield loss by region under the same scenarios, shown as paired points (filled = baseline, hollow = halved) connected by horizontal lines. Global year-10 loss: 3.0% under baseline, ~1.5% under halved elasticities (~50% reduction in predicted impact). Regional ordering is preserved (Spearman ρ = 0.98). Panel-b percentages are year-10 yield loss expressed as percent of the no-shock baseline at each SOC level. The framework’s qualitative conclusions, including the ranking of regional vulnerability and the shape of the recovery trajectory, are insensitive to the choice of price elasticity within the ±50% range examined. Absolute magnitudes scale approximately linearly with εF,PF.</w:t>
       </w:r>
     </w:p>
     <w:p>
@@ -8737,7 +8737,7 @@
       </w:pPr>
       <w:r>
         <w:rPr/>
-        <w:t>Food-price impacts. The model resolves a regional output-price response P̂_Y,r,t at every annual timestep through market clearing under regional supply and demand elasticities. Under the sustained S3 disruption (price shock calibrated to drive a 20% reduction under S1; ~19% realized under S3), regional output-price indices rise by 2.4–10.3% in year 1, a production-weighted global increase of 5.2%, and by year 10 span 2.7% (East Asia) to 13.0% (FSU/Central Asia), a production-weighted global increase of 7.1%; the largest increases arise where food demand is least elastic rather than where yield losses are largest. These are the prices that clear the realized biophysical production response, so no separate linearized supply schedule stands behind them. The food-price channel partially offsets fertilizer-demand reductions through ε_F,PY = +0.10, but its quantitative effect on regional fertilizer use is small relative to the direct ε_F,PF channel (approximately 0.5 percentage points production-weighted, and 0.1 to 0.9 percentage points across individual regions). Food-price effects are reported here rather than in main-text figure 2 to keep the main figure focused on yield and margin; full P̂_Y trajectories per region are available in the canonical reproducibility package (data/food_price_response.csv, written by code/repro/make_food_price_table.py). In unconstrained runs P̂_Y is a reduced-form regional price index implied by the linearized clearing condition and the assumed elasticities, and is not a calibrated food-price forecast.</w:t>
+        <w:t>Food-price impacts. The model resolves a regional output-price response P̂_Y,r,t at every annual timestep through market clearing under regional supply and demand elasticities. Under the sustained S3 disruption (price shock calibrated to drive a 20% reduction under S1; ~19% realized under S3), regional output-price indices rise by 2.4–10.3% in year 1, a production-weighted global increase of 5.2%, and by year 10 span 2.6% (East Asia) to 11.9% (FSU/Central Asia), a production-weighted global increase of 6.7%; the largest increases arise where food demand is least elastic rather than where yield losses are largest. These are the prices that clear the realized biophysical production response, so no separate linearized supply schedule stands behind them. The food-price channel partially offsets fertilizer-demand reductions through ε_F,PY = +0.10, but its quantitative effect on regional fertilizer use is small relative to the direct ε_F,PF channel (approximately 0.5 percentage points production-weighted, and 0.1 to 0.9 percentage points across individual regions). Food-price effects are reported here rather than in main-text figure 2 to keep the main figure focused on yield and margin; full P̂_Y trajectories per region are available in the canonical reproducibility package (data/food_price_response.csv, written by code/repro/make_food_price_table.py). In unconstrained runs P̂_Y is a reduced-form regional price index implied by the linearized clearing condition and the assumed elasticities, and is not a calibrated food-price forecast.</w:t>
       </w:r>
     </w:p>
     <w:p>
@@ -8884,7 +8884,7 @@
       </w:pPr>
       <w:r>
         <w:rPr/>
-        <w:t>Ranking results are more parameter-sensitive than buffering. The submitted version reported Sub-Saharan Africa as the worst region for the year-1 financial outcome in 83.7% of draws; that result reflected the pre-audit nitrogen price, and under the audited price pairs (nitrogen-cost share ~15% in South Asia against ~4% in Sub-Saharan Africa) the financial ranking will be restated when the ensemble is regenerated under the audited prices. The yield-side ensemble findings are unaffected: Sub-Saharan Africa is not the worst region for year-1 yield loss in any draw: the Former Soviet Union/Central Asia region carries the largest year-1 yield loss in 99.8% of draws, and Southeast Asia exceeds Sub-Saharan Africa in 25.4% of draws, because central yields in those regions are more strongly N-limited at the regional mean SOC. The decoupling of physical yield loss from economic exposure is a robust feature of the joint-prior ensemble.</w:t>
+        <w:t>Ranking results are more parameter-sensitive than buffering. The submitted version reported Sub-Saharan Africa as the worst region for the year-1 financial outcome in 83.7% of draws; that result reflected the pre-audit nitrogen price. In the regenerated ensemble under the audited price pairs (nitrogen-cost share ~15% in South Asia against ~4% in Sub-Saharan Africa), Sub-Saharan Africa is the worst priced region for year-1 net revenue in 0.1% of draws, and the yield-side findings stand: Sub-Saharan Africa is not the worst region for year-1 yield loss in any draw: the Former Soviet Union/Central Asia region carries the largest year-1 yield loss in 99.8% of draws, and Southeast Asia exceeds Sub-Saharan Africa in 25.4% of draws, because central yields in those regions are more strongly N-limited at the regional mean SOC. The decoupling of physical yield loss from economic exposure is a robust feature of the joint-prior ensemble.</w:t>
       </w:r>
     </w:p>
     <w:p>
@@ -9270,7 +9270,7 @@
         <w:rPr/>
         <w:drawing>
           <wp:inline distT="0" distB="0" distL="0" distR="0">
-            <wp:extent cx="5943600" cy="2238375"/>
+            <wp:extent cx="5943600" cy="2237105"/>
             <wp:effectExtent l="0" t="0" r="0" b="0"/>
             <wp:docPr id="10" name="figS9" descr="Supplementary Figure S10 NUE buffering lever"/>
             <wp:cNvGraphicFramePr>
@@ -9294,7 +9294,7 @@
                   <pic:spPr bwMode="auto">
                     <a:xfrm>
                       <a:off x="0" y="0"/>
-                      <a:ext cx="5943600" cy="2238375"/>
+                      <a:ext cx="5943600" cy="2237105"/>
                     </a:xfrm>
                     <a:prstGeom prst="rect">
                       <a:avLst/>
@@ -9358,7 +9358,7 @@
         <w:rPr/>
         <w:drawing>
           <wp:inline distT="0" distB="0" distL="0" distR="0">
-            <wp:extent cx="5943600" cy="4904740"/>
+            <wp:extent cx="5943600" cy="4912995"/>
             <wp:effectExtent l="0" t="0" r="0" b="0"/>
             <wp:docPr id="11" name="Image3" descr=""/>
             <wp:cNvGraphicFramePr>
@@ -9382,7 +9382,7 @@
                   <pic:spPr bwMode="auto">
                     <a:xfrm>
                       <a:off x="0" y="0"/>
-                      <a:ext cx="5943600" cy="4904740"/>
+                      <a:ext cx="5943600" cy="4912995"/>
                     </a:xfrm>
                     <a:prstGeom prst="rect">
                       <a:avLst/>
@@ -9443,7 +9443,7 @@
       </w:pPr>
       <w:r>
         <w:rPr/>
-        <w:t>Two internal-consistency defects were identified in the model during preparation of this revision. Every number reported in the manuscript, in this Supplementary Information and in the deposited figures has been regenerated from the corrected code. In both cases the implementation did not do what the Methods describe; neither correction changes a parameter value or the structure of the model.</w:t>
+        <w:t>Two internal-consistency defects were identified in the model during preparation of this revision. Every number reported in the manuscript, in this Supplementary Information and in the deposited figures has been regenerated from the corrected code, with one exception: the microbially-explicit 4-pool comparison behind Supplementary Figure S5, whose engine is not part of the deposit (see the note accompanying that figure), retains its previously computed flux decomposition and its quantitative ratios should be read as indicative. In both cases the implementation did not do what the Methods describe; neither correction changes a parameter value or the structure of the model.</w:t>
       </w:r>
     </w:p>
     <w:p>
@@ -9873,7 +9873,7 @@
               <w:rPr>
                 <w:sz w:val="16"/>
               </w:rPr>
-              <w:t>6.277</w:t>
+              <w:t>6.198</w:t>
             </w:r>
           </w:p>
         </w:tc>
@@ -10060,7 +10060,7 @@
               <w:rPr>
                 <w:sz w:val="16"/>
               </w:rPr>
-              <w:t>6.119</w:t>
+              <w:t>6.022</w:t>
             </w:r>
           </w:p>
         </w:tc>
@@ -10247,7 +10247,7 @@
               <w:rPr>
                 <w:sz w:val="16"/>
               </w:rPr>
-              <w:t>6.095</w:t>
+              <w:t>6.220</w:t>
             </w:r>
           </w:p>
         </w:tc>
@@ -10434,7 +10434,7 @@
               <w:rPr>
                 <w:sz w:val="16"/>
               </w:rPr>
-              <w:t>3.636</w:t>
+              <w:t>3.773</w:t>
             </w:r>
           </w:p>
         </w:tc>
@@ -10503,7 +10503,7 @@
               <w:rPr>
                 <w:sz w:val="16"/>
               </w:rPr>
-              <w:t>1.76</w:t>
+              <w:t>1.83</w:t>
             </w:r>
           </w:p>
         </w:tc>
@@ -10621,7 +10621,7 @@
               <w:rPr>
                 <w:sz w:val="16"/>
               </w:rPr>
-              <w:t>4.871</w:t>
+              <w:t>4.874</w:t>
             </w:r>
           </w:p>
         </w:tc>
@@ -10808,7 +10808,7 @@
               <w:rPr>
                 <w:sz w:val="16"/>
               </w:rPr>
-              <w:t>5.602</w:t>
+              <w:t>5.414</w:t>
             </w:r>
           </w:p>
         </w:tc>
@@ -10877,7 +10877,7 @@
               <w:rPr>
                 <w:sz w:val="16"/>
               </w:rPr>
-              <w:t>3.56</w:t>
+              <w:t>3.43</w:t>
             </w:r>
           </w:p>
         </w:tc>
@@ -10995,7 +10995,7 @@
               <w:rPr>
                 <w:sz w:val="16"/>
               </w:rPr>
-              <w:t>3.876</w:t>
+              <w:t>3.967</w:t>
             </w:r>
           </w:p>
         </w:tc>
@@ -11064,7 +11064,7 @@
               <w:rPr>
                 <w:sz w:val="16"/>
               </w:rPr>
-              <w:t>1.26</w:t>
+              <w:t>1.29</w:t>
             </w:r>
           </w:p>
         </w:tc>
@@ -11182,7 +11182,7 @@
               <w:rPr>
                 <w:sz w:val="16"/>
               </w:rPr>
-              <w:t>4.293</w:t>
+              <w:t>4.318</w:t>
             </w:r>
           </w:p>
         </w:tc>
@@ -11251,7 +11251,7 @@
               <w:rPr>
                 <w:sz w:val="16"/>
               </w:rPr>
-              <w:t>1.68</w:t>
+              <w:t>1.69</w:t>
             </w:r>
           </w:p>
         </w:tc>
@@ -11288,7 +11288,7 @@
         <w:rPr/>
         <w:drawing>
           <wp:inline distT="0" distB="0" distL="0" distR="0">
-            <wp:extent cx="5486400" cy="2616200"/>
+            <wp:extent cx="5486400" cy="2725420"/>
             <wp:effectExtent l="0" t="0" r="0" b="0"/>
             <wp:docPr id="12" name="Picture 1561095604" descr=""/>
             <wp:cNvGraphicFramePr>
@@ -11312,7 +11312,7 @@
                   <pic:spPr bwMode="auto">
                     <a:xfrm>
                       <a:off x="0" y="0"/>
-                      <a:ext cx="5486400" cy="2616200"/>
+                      <a:ext cx="5486400" cy="2725420"/>
                     </a:xfrm>
                     <a:prstGeom prst="rect">
                       <a:avLst/>
@@ -11356,7 +11356,7 @@
         <w:rPr/>
         <w:drawing>
           <wp:inline distT="0" distB="0" distL="0" distR="0">
-            <wp:extent cx="5486400" cy="3501390"/>
+            <wp:extent cx="5486400" cy="3343910"/>
             <wp:effectExtent l="0" t="0" r="0" b="0"/>
             <wp:docPr id="13" name="Picture 1561095606" descr=""/>
             <wp:cNvGraphicFramePr>
@@ -11380,7 +11380,7 @@
                   <pic:spPr bwMode="auto">
                     <a:xfrm>
                       <a:off x="0" y="0"/>
-                      <a:ext cx="5486400" cy="3501390"/>
+                      <a:ext cx="5486400" cy="3343910"/>
                     </a:xfrm>
                     <a:prstGeom prst="rect">
                       <a:avLst/>

--- a/resumbission/v17/Wallenstein-Manning_ERFS_SI_v17-clean.docx
+++ b/resumbission/v17/Wallenstein-Manning_ERFS_SI_v17-clean.docx
@@ -9649,31 +9649,6 @@
     </w:p>
     <w:p>
       <w:pPr>
-        <w:pStyle w:val="Heading3"/>
-        <w:spacing w:lineRule="auto" w:line="480"/>
-        <w:rPr/>
-      </w:pPr>
-      <w:r>
-        <w:rPr/>
-        <w:t>Supplementary table 2</w:t>
-      </w:r>
-    </w:p>
-    <w:p>
-      <w:pPr>
-        <w:pStyle w:val="Normal"/>
-        <w:spacing w:lineRule="auto" w:line="480" w:before="0" w:after="200"/>
-        <w:rPr/>
-      </w:pPr>
-      <w:r>
-        <w:rPr>
-          <w:i/>
-          <w:iCs/>
-        </w:rPr>
-        <w:t>Partitioning of microbially-explicit 4-pool SOC loss between CUE downregulation and non-CUE mechanisms, and Alternative-engine/Century SOC-loss ratio.</w:t>
-      </w:r>
-    </w:p>
-    <w:p>
-      <w:pPr>
         <w:pStyle w:val="Normal"/>
         <w:spacing w:lineRule="auto" w:line="480" w:before="120" w:after="200"/>
         <w:rPr>
@@ -9683,33 +9658,6 @@
           <w:szCs w:val="18"/>
         </w:rPr>
       </w:pPr>
-      <w:r>
-        <w:rPr>
-          <w:i/>
-          <w:iCs/>
-          <w:sz w:val="18"/>
-          <w:szCs w:val="18"/>
-        </w:rPr>
-        <w:t xml:space="preserve">CUE contribution isolated by running the microbially-explicit 4-pool scheme with CUE held constant at its baseline value; the difference from the full microbially-explicit 4-pool run is attributed to CUE downregulation. Non-CUE mechanisms are dominated by respiratory losses concentrated at microbial assimilation (1−CUE on every C atom traversing the biomass pool) and at the non-recycled fraction of microbial necromass, </w:t>
-      </w:r>
-      <w:r>
-        <w:rPr>
-          <w:i/>
-          <w:iCs/>
-          <w:sz w:val="18"/>
-          <w:szCs w:val="18"/>
-        </w:rPr>
-        <w:t xml:space="preserve">which compound when residue inputs decline.</w:t>
-      </w:r>
-      <w:r>
-        <w:rPr>
-          <w:i/>
-          <w:iCs/>
-          <w:sz w:val="18"/>
-          <w:szCs w:val="18"/>
-        </w:rPr>
-        <w:t xml:space="preserve"> Sub-Saharan Africa is excluded because the microbially-explicit 4-pool scheme produces lower SOC loss than Century in this low-SOC, MAOM-undersaturated regime (relative magnitude &lt; 1), which makes the CUE/non-CUE decomposition ill-defined; the Former Soviet Union is excluded because its fixed-CUE run produces marginally higher SOC loss than the variable-CUE run, reflecting interaction between CUE stabilization and MAOM saturation dynamics. Reported decomposition is for the matched 20% physical supply-constrained scenario (SC1), used to compare the microbially-explicit 4-pool scheme and Century under the same supply-reduction stress test.</w:t>
-      </w:r>
     </w:p>
     <w:p>
       <w:pPr>
@@ -9740,9 +9688,7 @@
         <w:spacing w:lineRule="auto" w:line="480" w:before="0" w:after="200"/>
         <w:rPr/>
       </w:pPr>
-      <w:r>
-        <w:rPr/>
-      </w:r>
+      <w:r/>
     </w:p>
     <w:p>
       <w:pPr>
@@ -11079,7 +11025,42 @@
           <w:b w:val="false"/>
           <w:bCs/>
         </w:rPr>
-        <w:t xml:space="preserve"> without the elastic substitution channel that otherwise cushions margins. The SOC buffering benefit is robust to elasticity assumptions in gross-margin terms: the gap between SOC = 50% and SOC = 100% is comparable or larger under halved elasticities in all four regions (2.5–4.2 percentage points at baseline against 3.0–5.9 percentage points when halved). The corresponding yield gap scales with the elasticity itself and is close to half as large under halved elasticities, so the ordering is preserved while the magnitude is not. Together, these panels show that the qualitative conclusion that higher-SOC farms are more buffered against price shocks does not depend on the elasticity assumption, and they make explicit the elasticity-mediated trade-off between yield response and gross-margin response.</w:t>
+        <w:t xml:space="preserve"> without the elastic substitution channel that otherwise cushions margins. </w:t>
+      </w:r>
+      <w:r>
+        <w:rPr>
+          <w:b w:val="false"/>
+          <w:bCs/>
+        </w:rPr>
+        <w:t xml:space="preserve">The SOC buffering benefit is robust to elasticity assumptions in net-revenue terms:</w:t>
+      </w:r>
+      <w:r>
+        <w:rPr>
+          <w:b w:val="false"/>
+          <w:bCs/>
+        </w:rPr>
+        <w:t xml:space="preserve"> </w:t>
+      </w:r>
+      <w:r>
+        <w:rPr>
+          <w:b w:val="false"/>
+          <w:bCs/>
+        </w:rPr>
+        <w:t xml:space="preserve">the net-revenue gap between SOC = 50% and SOC = 100% of the regional mean remains positive in all four regions under halved elasticities (0.3–1.0 percentage points at baseline against 0.2–0.7 percentage points when halved).</w:t>
+      </w:r>
+      <w:r>
+        <w:rPr>
+          <w:b w:val="false"/>
+          <w:bCs/>
+        </w:rPr>
+        <w:t xml:space="preserve"> The corresponding yield gap scales with the elasticity itself and is close to half as large under halved elasticities, so the ordering is preserved while the magnitude is not. Together, these panels show that the qualitative conclusion that higher-SOC farms are more buffered against price shocks does not depend on the elasticity assumption, and they make explicit </w:t>
+      </w:r>
+      <w:r>
+        <w:rPr>
+          <w:b w:val="false"/>
+          <w:bCs/>
+        </w:rPr>
+        <w:t xml:space="preserve">the elasticity-mediated trade-off between yield response and net-revenue response.</w:t>
       </w:r>
     </w:p>
     <w:p>
@@ -11350,8 +11331,10 @@
         <w:rPr/>
       </w:pPr>
       <w:r>
-        <w:rPr/>
-        <w:t>One thousand joint draws were generated, and each draw was propagated through the full coupled monthly N-balance + Century three-pool SOM + price-clearing system at three SOC levels per region (50%, 100%, 150% of the regional mean). This yielded 24,000 region×SOC×draw evaluations of year-1 yield loss and year-1 gross-margin change.</w:t>
+        <w:t xml:space="preserve">One thousand joint draws were generated, and each draw was propagated through the full coupled monthly N-balance + Century three-pool SOM + price-clearing system at three SOC levels per region (50%, 100%, 150% of the regional mean). </w:t>
+      </w:r>
+      <w:r>
+        <w:t xml:space="preserve">This yielded 24,000 region×SOC×draw yield evaluations (year-1 yield loss), plus 12,000 evaluations of the year-1 change in crop revenue net of nitrogen-fertilizer expenditure across the four regions with audited price pairs.</w:t>
       </w:r>
     </w:p>
     <w:p>
@@ -11371,7 +11354,13 @@
         <w:rPr/>
       </w:pPr>
       <w:r>
-        <w:t xml:space="preserve">Three findings are robust to joint-prior uncertainty. First, SOC buffering is universal in the ensemble: in all 1,000 draws, low-SOC farms sustain larger year-1 yield losses than high-SOC farms in every region, and high-SOC farms retain higher year-1 gross margin than low-SOC farms in every region. The buffering signal is not an artifact of any particular parameter choice. Second, </w:t>
+        <w:t xml:space="preserve">Three findings are robust to joint-prior uncertainty. First, SOC buffering is universal in the ensemble: in all 1,000 draws, low-SOC farms sustain larger year-1 yield losses than high-SOC farms in every region, and </w:t>
+      </w:r>
+      <w:r>
+        <w:t xml:space="preserve">high-SOC farms retain higher year-1 crop revenue net of nitrogen-fertilizer expenditure than low-SOC farms in each of the four regions with audited price pairs</w:t>
+      </w:r>
+      <w:r>
+        <w:t xml:space="preserve">. The buffering signal is not an artifact of any particular parameter choice. Second, </w:t>
       </w:r>
       <w:r>
         <w:t xml:space="preserve">the global cropland-area-weighted year-1 yield loss has an ensemble median of 2.51%</w:t>
@@ -12052,19 +12041,7 @@
         <w:rPr/>
       </w:pPr>
       <w:r>
-        <w:rPr/>
-        <w:t xml:space="preserve">Supplementary Figure S5 is the one figure that cannot be regenerated from the deposit, because the microbially-explicit 4-pool SOM scheme it visualizes is not part of the deposited code. That figure is illustrative of pool-level flux structure and no number in the manuscript or in this Supplementary Information is derived from it.</w:t>
-      </w:r>
-    </w:p>
-    <w:p>
-      <w:pPr>
-        <w:pStyle w:val="Normal"/>
-        <w:spacing w:lineRule="auto" w:line="480"/>
-        <w:rPr/>
-      </w:pPr>
-      <w:r>
-        <w:rPr/>
-        <w:t xml:space="preserve">For the same reason, the structural comparison in Supplementary Note 2, which reports alternative-engine to Century SOC-loss ratios of 0.9 to 2.5 across regions with a median of 1.8 at year 30, was computed with both engines running under the uncorrected code and is retained here as originally reported. It is a ratio between two stabilization formulations rather than an absolute magnitude, and the two corrections act on the shared biophysical core rather than on the stabilization pathway that distinguishes the engines, so the comparison should be robust to them. We state plainly that it has not been regenerated.</w:t>
+        <w:t xml:space="preserve">Supplementary Figure S5 and the quantitative engine comparison of Supplementary Note 2 are withdrawn in this revision, because the microbially-explicit 4-pool SOM scheme behind them is not part of the deposited code and cannot be regenerated. No number in the manuscript or in this Supplementary Information derives from that scheme.</w:t>
       </w:r>
     </w:p>
     <w:p>
